--- a/документация ultimate arthunt.docx
+++ b/документация ultimate arthunt.docx
@@ -7,9 +7,6 @@
         <w:spacing w:after="0" w:line="360" w:lineRule="auto"/>
         <w:ind w:firstLine="709"/>
         <w:jc w:val="center"/>
-        <w:rPr>
-          <w:lang w:val="en-US"/>
-        </w:rPr>
       </w:pPr>
       <w:r>
         <w:t>Документация для игры «</w:t>
@@ -40,9 +37,6 @@
         <w:spacing w:after="0" w:line="360" w:lineRule="auto"/>
         <w:ind w:firstLine="709"/>
         <w:jc w:val="center"/>
-        <w:rPr>
-          <w:lang w:val="en-US"/>
-        </w:rPr>
       </w:pPr>
     </w:p>
     <w:tbl>
@@ -561,7 +555,16 @@
         <w:spacing w:after="0" w:line="360" w:lineRule="auto"/>
       </w:pPr>
       <w:r>
-        <w:t>Цены на артефакты генерируются в диапазоне [10, 100] × редкость.</w:t>
+        <w:t>Цены на артефакты</w:t>
+      </w:r>
+      <w:r>
+        <w:t xml:space="preserve"> </w:t>
+      </w:r>
+      <w:r>
+        <w:t>зависят от редкости и от качества</w:t>
+      </w:r>
+      <w:r>
+        <w:t>.</w:t>
       </w:r>
     </w:p>
     <w:p>
@@ -591,7 +594,7 @@
       </w:pPr>
       <w:r>
         <w:lastRenderedPageBreak/>
-        <w:t>Каждый поиск может принести от 1 до (3 + уровень лопаты) артефактов.</w:t>
+        <w:t>Вероятность обнаружения артефактов изначально низкая, и повышается с покупкой улучшений.</w:t>
       </w:r>
     </w:p>
     <w:p>
@@ -603,7 +606,1220 @@
         <w:spacing w:after="0" w:line="360" w:lineRule="auto"/>
       </w:pPr>
       <w:r>
-        <w:t>20% шанс найти редкий артефакт (при металлоискателе — до 45%).</w:t>
+        <w:t>20% шанс найти редкий артефакт (</w:t>
+      </w:r>
+      <w:r>
+        <w:t>с детектором</w:t>
+      </w:r>
+      <w:r>
+        <w:t>— до 45%).</w:t>
+      </w:r>
+    </w:p>
+    <w:p>
+      <w:pPr>
+        <w:spacing w:after="0" w:line="360" w:lineRule="auto"/>
+        <w:ind w:firstLine="709"/>
+        <w:rPr>
+          <w:b/>
+          <w:bCs/>
+        </w:rPr>
+      </w:pPr>
+      <w:r>
+        <w:rPr>
+          <w:b/>
+          <w:bCs/>
+        </w:rPr>
+        <w:t xml:space="preserve">3. Game </w:t>
+      </w:r>
+      <w:proofErr w:type="spellStart"/>
+      <w:r>
+        <w:rPr>
+          <w:b/>
+          <w:bCs/>
+        </w:rPr>
+        <w:t>Loop</w:t>
+      </w:r>
+      <w:proofErr w:type="spellEnd"/>
+      <w:r>
+        <w:rPr>
+          <w:b/>
+          <w:bCs/>
+        </w:rPr>
+        <w:t xml:space="preserve"> (цикл игры)</w:t>
+      </w:r>
+    </w:p>
+    <w:p>
+      <w:pPr>
+        <w:spacing w:after="0" w:line="360" w:lineRule="auto"/>
+        <w:ind w:firstLine="709"/>
+      </w:pPr>
+      <w:r>
+        <w:t>Цикл построен вокруг консольного ввода-вывода:</w:t>
+      </w:r>
+    </w:p>
+    <w:p>
+      <w:pPr>
+        <w:spacing w:after="0" w:line="360" w:lineRule="auto"/>
+        <w:ind w:firstLine="709"/>
+      </w:pPr>
+      <w:r>
+        <w:t>Пока игра не завершена (</w:t>
+      </w:r>
+      <w:proofErr w:type="spellStart"/>
+      <w:r>
+        <w:t>quit</w:t>
+      </w:r>
+      <w:proofErr w:type="spellEnd"/>
+      <w:r>
+        <w:t>/</w:t>
+      </w:r>
+      <w:proofErr w:type="spellStart"/>
+      <w:r>
+        <w:t>exit</w:t>
+      </w:r>
+      <w:proofErr w:type="spellEnd"/>
+      <w:r>
+        <w:t>):</w:t>
+      </w:r>
+    </w:p>
+    <w:p>
+      <w:pPr>
+        <w:spacing w:after="0" w:line="360" w:lineRule="auto"/>
+        <w:ind w:firstLine="709"/>
+      </w:pPr>
+      <w:r>
+        <w:t xml:space="preserve">    1. Показать текущее состояние:</w:t>
+      </w:r>
+    </w:p>
+    <w:p>
+      <w:pPr>
+        <w:spacing w:after="0" w:line="360" w:lineRule="auto"/>
+        <w:ind w:firstLine="709"/>
+      </w:pPr>
+      <w:r>
+        <w:t xml:space="preserve">       - Монеты</w:t>
+      </w:r>
+    </w:p>
+    <w:p>
+      <w:pPr>
+        <w:spacing w:after="0" w:line="360" w:lineRule="auto"/>
+        <w:ind w:firstLine="709"/>
+      </w:pPr>
+      <w:r>
+        <w:t xml:space="preserve">       - Уровни улучшений</w:t>
+      </w:r>
+    </w:p>
+    <w:p>
+      <w:pPr>
+        <w:spacing w:after="0" w:line="360" w:lineRule="auto"/>
+        <w:ind w:firstLine="709"/>
+      </w:pPr>
+      <w:r>
+        <w:t xml:space="preserve">    2. Вывести меню:</w:t>
+      </w:r>
+    </w:p>
+    <w:p>
+      <w:pPr>
+        <w:spacing w:after="0" w:line="360" w:lineRule="auto"/>
+        <w:ind w:firstLine="709"/>
+      </w:pPr>
+      <w:r>
+        <w:t xml:space="preserve">       1. Искать артефакты</w:t>
+      </w:r>
+    </w:p>
+    <w:p>
+      <w:pPr>
+        <w:spacing w:after="0" w:line="360" w:lineRule="auto"/>
+        <w:ind w:firstLine="709"/>
+      </w:pPr>
+      <w:r>
+        <w:t xml:space="preserve">       3. Купить улучшение</w:t>
+      </w:r>
+    </w:p>
+    <w:p>
+      <w:pPr>
+        <w:spacing w:after="0" w:line="360" w:lineRule="auto"/>
+        <w:ind w:firstLine="709"/>
+      </w:pPr>
+      <w:r>
+        <w:t xml:space="preserve">       4. Выход</w:t>
+      </w:r>
+    </w:p>
+    <w:p>
+      <w:pPr>
+        <w:spacing w:after="0" w:line="360" w:lineRule="auto"/>
+        <w:ind w:firstLine="709"/>
+      </w:pPr>
+      <w:r>
+        <w:t xml:space="preserve">    3. Получить выбор пользователя</w:t>
+      </w:r>
+    </w:p>
+    <w:p>
+      <w:pPr>
+        <w:spacing w:after="0" w:line="360" w:lineRule="auto"/>
+        <w:ind w:firstLine="709"/>
+      </w:pPr>
+      <w:r>
+        <w:t xml:space="preserve">    4. Обработать действие:</w:t>
+      </w:r>
+    </w:p>
+    <w:p>
+      <w:pPr>
+        <w:spacing w:after="0" w:line="360" w:lineRule="auto"/>
+        <w:ind w:firstLine="709"/>
+      </w:pPr>
+      <w:r>
+        <w:t xml:space="preserve">       - Поиск → рассчитать находки → добавить в инвентарь</w:t>
+      </w:r>
+    </w:p>
+    <w:p>
+      <w:pPr>
+        <w:spacing w:after="0" w:line="360" w:lineRule="auto"/>
+        <w:ind w:firstLine="709"/>
+      </w:pPr>
+      <w:r>
+        <w:t xml:space="preserve">       - Продажа → монеты += сумма цен артефактов → очистить инвентарь</w:t>
+      </w:r>
+    </w:p>
+    <w:p>
+      <w:pPr>
+        <w:spacing w:after="0" w:line="360" w:lineRule="auto"/>
+        <w:ind w:firstLine="709"/>
+      </w:pPr>
+      <w:r>
+        <w:t xml:space="preserve">       - Покупка → проверить монеты → применить эффект</w:t>
+      </w:r>
+    </w:p>
+    <w:p>
+      <w:pPr>
+        <w:spacing w:after="0" w:line="360" w:lineRule="auto"/>
+        <w:ind w:firstLine="709"/>
+      </w:pPr>
+      <w:r>
+        <w:t xml:space="preserve">       - Выход → </w:t>
+      </w:r>
+      <w:proofErr w:type="spellStart"/>
+      <w:r>
+        <w:t>break</w:t>
+      </w:r>
+      <w:proofErr w:type="spellEnd"/>
+    </w:p>
+    <w:p>
+      <w:pPr>
+        <w:spacing w:after="0" w:line="360" w:lineRule="auto"/>
+        <w:ind w:firstLine="709"/>
+      </w:pPr>
+      <w:r>
+        <w:t xml:space="preserve">    5. Сохранить состояние (опционально)</w:t>
+      </w:r>
+    </w:p>
+    <w:p>
+      <w:pPr>
+        <w:spacing w:after="0" w:line="360" w:lineRule="auto"/>
+        <w:ind w:firstLine="709"/>
+        <w:rPr>
+          <w:b/>
+          <w:bCs/>
+        </w:rPr>
+      </w:pPr>
+      <w:r>
+        <w:rPr>
+          <w:b/>
+          <w:bCs/>
+        </w:rPr>
+        <w:t>Пример шага (итерации) цикла:</w:t>
+      </w:r>
+    </w:p>
+    <w:p>
+      <w:pPr>
+        <w:spacing w:after="0" w:line="360" w:lineRule="auto"/>
+        <w:ind w:firstLine="709"/>
+      </w:pPr>
+      <w:proofErr w:type="spellStart"/>
+      <w:r>
+        <w:t>text</w:t>
+      </w:r>
+      <w:proofErr w:type="spellEnd"/>
+    </w:p>
+    <w:p>
+      <w:pPr>
+        <w:spacing w:after="0" w:line="360" w:lineRule="auto"/>
+        <w:ind w:firstLine="709"/>
+      </w:pPr>
+      <w:r>
+        <w:t>У вас 120 монет, 3 артефакта (0 редких)</w:t>
+      </w:r>
+    </w:p>
+    <w:p>
+      <w:pPr>
+        <w:spacing w:after="0" w:line="360" w:lineRule="auto"/>
+        <w:ind w:firstLine="709"/>
+      </w:pPr>
+      <w:r>
+        <w:t>Детектор – бурят, локация – армейские склады.</w:t>
+      </w:r>
+    </w:p>
+    <w:p>
+      <w:pPr>
+        <w:spacing w:after="0" w:line="360" w:lineRule="auto"/>
+        <w:ind w:firstLine="709"/>
+      </w:pPr>
+      <w:r>
+        <w:t>&gt; 1</w:t>
+      </w:r>
+    </w:p>
+    <w:p>
+      <w:pPr>
+        <w:spacing w:after="0" w:line="360" w:lineRule="auto"/>
+        <w:ind w:firstLine="709"/>
+      </w:pPr>
+      <w:r>
+        <w:t>Вы нашли: 4 артефакта (1 редкий)!</w:t>
+      </w:r>
+    </w:p>
+    <w:p>
+      <w:pPr>
+        <w:spacing w:after="0" w:line="360" w:lineRule="auto"/>
+        <w:ind w:firstLine="709"/>
+      </w:pPr>
+      <w:r>
+        <w:pict w14:anchorId="44BCD869">
+          <v:rect id="_x0000_i1031" style="width:0;height:.75pt" o:hrstd="t" o:hr="t" fillcolor="#a0a0a0" stroked="f"/>
+        </w:pict>
+      </w:r>
+    </w:p>
+    <w:p>
+      <w:pPr>
+        <w:spacing w:after="0" w:line="360" w:lineRule="auto"/>
+        <w:ind w:firstLine="709"/>
+        <w:rPr>
+          <w:b/>
+          <w:bCs/>
+        </w:rPr>
+      </w:pPr>
+      <w:r>
+        <w:rPr>
+          <w:b/>
+          <w:bCs/>
+        </w:rPr>
+        <w:t>4. Game Core (ядро игры)</w:t>
+      </w:r>
+    </w:p>
+    <w:p>
+      <w:pPr>
+        <w:spacing w:after="0" w:line="360" w:lineRule="auto"/>
+        <w:ind w:firstLine="709"/>
+      </w:pPr>
+      <w:r>
+        <w:t>Ядро отвечает за логику и данные, не зависящую от ввода/вывода.</w:t>
+      </w:r>
+    </w:p>
+    <w:p>
+      <w:pPr>
+        <w:spacing w:after="0" w:line="360" w:lineRule="auto"/>
+        <w:ind w:firstLine="709"/>
+        <w:rPr>
+          <w:lang w:val="en-US"/>
+        </w:rPr>
+      </w:pPr>
+      <w:r>
+        <w:rPr>
+          <w:b/>
+          <w:bCs/>
+          <w:lang w:val="en-US"/>
+        </w:rPr>
+        <w:lastRenderedPageBreak/>
+        <w:t xml:space="preserve">4.1. </w:t>
+      </w:r>
+      <w:r>
+        <w:rPr>
+          <w:b/>
+          <w:bCs/>
+        </w:rPr>
+        <w:t>Основные</w:t>
+      </w:r>
+      <w:r>
+        <w:rPr>
+          <w:b/>
+          <w:bCs/>
+          <w:lang w:val="en-US"/>
+        </w:rPr>
+        <w:t xml:space="preserve"> </w:t>
+      </w:r>
+      <w:r>
+        <w:rPr>
+          <w:b/>
+          <w:bCs/>
+        </w:rPr>
+        <w:t>сущности</w:t>
+      </w:r>
+    </w:p>
+    <w:p>
+      <w:pPr>
+        <w:spacing w:after="0" w:line="360" w:lineRule="auto"/>
+        <w:ind w:firstLine="709"/>
+        <w:rPr>
+          <w:lang w:val="en-US"/>
+        </w:rPr>
+      </w:pPr>
+      <w:r>
+        <w:rPr>
+          <w:lang w:val="en-US"/>
+        </w:rPr>
+        <w:t>class ArtInventory</w:t>
+      </w:r>
+    </w:p>
+    <w:p>
+      <w:pPr>
+        <w:spacing w:after="0" w:line="360" w:lineRule="auto"/>
+        <w:ind w:firstLine="709"/>
+        <w:rPr>
+          <w:lang w:val="en-US"/>
+        </w:rPr>
+      </w:pPr>
+      <w:r>
+        <w:rPr>
+          <w:lang w:val="en-US"/>
+        </w:rPr>
+        <w:t>{</w:t>
+      </w:r>
+    </w:p>
+    <w:p>
+      <w:pPr>
+        <w:spacing w:after="0" w:line="360" w:lineRule="auto"/>
+        <w:ind w:firstLine="709"/>
+        <w:rPr>
+          <w:lang w:val="en-US"/>
+        </w:rPr>
+      </w:pPr>
+      <w:r>
+        <w:rPr>
+          <w:lang w:val="en-US"/>
+        </w:rPr>
+        <w:t xml:space="preserve">    public int Id { get; set; }</w:t>
+      </w:r>
+    </w:p>
+    <w:p>
+      <w:pPr>
+        <w:spacing w:after="0" w:line="360" w:lineRule="auto"/>
+        <w:ind w:firstLine="709"/>
+        <w:rPr>
+          <w:lang w:val="en-US"/>
+        </w:rPr>
+      </w:pPr>
+      <w:r>
+        <w:rPr>
+          <w:lang w:val="en-US"/>
+        </w:rPr>
+        <w:t xml:space="preserve">    public int Rarity { get; set; }</w:t>
+      </w:r>
+    </w:p>
+    <w:p>
+      <w:pPr>
+        <w:spacing w:after="0" w:line="360" w:lineRule="auto"/>
+        <w:ind w:firstLine="709"/>
+        <w:rPr>
+          <w:lang w:val="en-US"/>
+        </w:rPr>
+      </w:pPr>
+      <w:r>
+        <w:rPr>
+          <w:lang w:val="en-US"/>
+        </w:rPr>
+        <w:t>}</w:t>
+      </w:r>
+    </w:p>
+    <w:p>
+      <w:pPr>
+        <w:spacing w:after="0" w:line="360" w:lineRule="auto"/>
+        <w:ind w:firstLine="709"/>
+        <w:rPr>
+          <w:lang w:val="en-US"/>
+        </w:rPr>
+      </w:pPr>
+      <w:r>
+        <w:rPr>
+          <w:lang w:val="en-US"/>
+        </w:rPr>
+        <w:t>class ArtSet</w:t>
+      </w:r>
+    </w:p>
+    <w:p>
+      <w:pPr>
+        <w:spacing w:after="0" w:line="360" w:lineRule="auto"/>
+        <w:ind w:firstLine="709"/>
+        <w:rPr>
+          <w:lang w:val="en-US"/>
+        </w:rPr>
+      </w:pPr>
+      <w:r>
+        <w:rPr>
+          <w:lang w:val="en-US"/>
+        </w:rPr>
+        <w:t>{</w:t>
+      </w:r>
+    </w:p>
+    <w:p>
+      <w:pPr>
+        <w:spacing w:after="0" w:line="360" w:lineRule="auto"/>
+        <w:ind w:firstLine="709"/>
+        <w:rPr>
+          <w:lang w:val="en-US"/>
+        </w:rPr>
+      </w:pPr>
+      <w:r>
+        <w:rPr>
+          <w:lang w:val="en-US"/>
+        </w:rPr>
+        <w:t xml:space="preserve">    public int Id { get; set; }</w:t>
+      </w:r>
+    </w:p>
+    <w:p>
+      <w:pPr>
+        <w:spacing w:after="0" w:line="360" w:lineRule="auto"/>
+        <w:ind w:firstLine="709"/>
+        <w:rPr>
+          <w:lang w:val="en-US"/>
+        </w:rPr>
+      </w:pPr>
+      <w:r>
+        <w:rPr>
+          <w:lang w:val="en-US"/>
+        </w:rPr>
+        <w:t xml:space="preserve">    public string Name { get; set; }</w:t>
+      </w:r>
+    </w:p>
+    <w:p>
+      <w:pPr>
+        <w:spacing w:after="0" w:line="360" w:lineRule="auto"/>
+        <w:ind w:firstLine="709"/>
+        <w:rPr>
+          <w:lang w:val="en-US"/>
+        </w:rPr>
+      </w:pPr>
+      <w:r>
+        <w:rPr>
+          <w:lang w:val="en-US"/>
+        </w:rPr>
+        <w:t xml:space="preserve">    public double Moder { get; set; }</w:t>
+      </w:r>
+    </w:p>
+    <w:p>
+      <w:pPr>
+        <w:spacing w:after="0" w:line="360" w:lineRule="auto"/>
+        <w:ind w:firstLine="709"/>
+        <w:rPr>
+          <w:b/>
+          <w:bCs/>
+          <w:lang w:val="en-US"/>
+        </w:rPr>
+      </w:pPr>
+      <w:r>
+        <w:rPr>
+          <w:lang w:val="en-US"/>
+        </w:rPr>
+        <w:t>}</w:t>
+      </w:r>
+      <w:r>
+        <w:rPr>
+          <w:b/>
+          <w:bCs/>
+          <w:lang w:val="en-US"/>
+        </w:rPr>
+        <w:t xml:space="preserve">4.2. </w:t>
+      </w:r>
+      <w:r>
+        <w:rPr>
+          <w:b/>
+          <w:bCs/>
+        </w:rPr>
+        <w:t>Ключевые</w:t>
+      </w:r>
+      <w:r>
+        <w:rPr>
+          <w:b/>
+          <w:bCs/>
+          <w:lang w:val="en-US"/>
+        </w:rPr>
+        <w:t xml:space="preserve"> </w:t>
+      </w:r>
+      <w:r>
+        <w:rPr>
+          <w:b/>
+          <w:bCs/>
+        </w:rPr>
+        <w:t>функции</w:t>
+      </w:r>
+      <w:r>
+        <w:rPr>
+          <w:b/>
+          <w:bCs/>
+          <w:lang w:val="en-US"/>
+        </w:rPr>
+        <w:t xml:space="preserve"> </w:t>
+      </w:r>
+      <w:r>
+        <w:rPr>
+          <w:b/>
+          <w:bCs/>
+        </w:rPr>
+        <w:t>ядра</w:t>
+      </w:r>
+    </w:p>
+    <w:p>
+      <w:pPr>
+        <w:spacing w:after="0" w:line="360" w:lineRule="auto"/>
+        <w:ind w:firstLine="709"/>
+        <w:rPr>
+          <w:b/>
+          <w:bCs/>
+          <w:lang w:val="en-US"/>
+        </w:rPr>
+      </w:pPr>
+      <w:r>
+        <w:rPr>
+          <w:b/>
+          <w:bCs/>
+          <w:lang w:val="en-US"/>
+        </w:rPr>
+        <w:t>search(</w:t>
+      </w:r>
+      <w:proofErr w:type="spellStart"/>
+      <w:r>
+        <w:rPr>
+          <w:b/>
+          <w:bCs/>
+          <w:lang w:val="en-US"/>
+        </w:rPr>
+        <w:t>shovel_lvl</w:t>
+      </w:r>
+      <w:proofErr w:type="spellEnd"/>
+      <w:r>
+        <w:rPr>
+          <w:b/>
+          <w:bCs/>
+          <w:lang w:val="en-US"/>
+        </w:rPr>
+        <w:t xml:space="preserve">, </w:t>
+      </w:r>
+      <w:proofErr w:type="spellStart"/>
+      <w:r>
+        <w:rPr>
+          <w:b/>
+          <w:bCs/>
+          <w:lang w:val="en-US"/>
+        </w:rPr>
+        <w:t>has_detector</w:t>
+      </w:r>
+      <w:proofErr w:type="spellEnd"/>
+      <w:r>
+        <w:rPr>
+          <w:b/>
+          <w:bCs/>
+          <w:lang w:val="en-US"/>
+        </w:rPr>
+        <w:t>) -&gt; list[Artifact]</w:t>
+      </w:r>
+    </w:p>
+    <w:p>
+      <w:pPr>
+        <w:numPr>
+          <w:ilvl w:val="0"/>
+          <w:numId w:val="5"/>
+        </w:numPr>
+        <w:spacing w:after="0" w:line="360" w:lineRule="auto"/>
+      </w:pPr>
+      <w:r>
+        <w:t>Генерирует 1..(3+shovel_lvl) артефактов.</w:t>
+      </w:r>
+    </w:p>
+    <w:p>
+      <w:pPr>
+        <w:numPr>
+          <w:ilvl w:val="0"/>
+          <w:numId w:val="5"/>
+        </w:numPr>
+        <w:spacing w:after="0" w:line="360" w:lineRule="auto"/>
+      </w:pPr>
+      <w:r>
+        <w:t>Каждый артефакт: базовая цена </w:t>
+      </w:r>
+      <w:proofErr w:type="spellStart"/>
+      <w:r>
+        <w:t>random</w:t>
+      </w:r>
+      <w:proofErr w:type="spellEnd"/>
+      <w:r>
+        <w:t>(10, 100), редкость </w:t>
+      </w:r>
+      <w:proofErr w:type="spellStart"/>
+      <w:r>
+        <w:t>random</w:t>
+      </w:r>
+      <w:proofErr w:type="spellEnd"/>
+      <w:r>
+        <w:t xml:space="preserve">() &lt; 0.2 + </w:t>
+      </w:r>
+      <w:proofErr w:type="spellStart"/>
+      <w:r>
+        <w:t>detector_bonus</w:t>
+      </w:r>
+      <w:proofErr w:type="spellEnd"/>
+      <w:r>
+        <w:t>.</w:t>
+      </w:r>
+    </w:p>
+    <w:p>
+      <w:pPr>
+        <w:spacing w:after="0" w:line="360" w:lineRule="auto"/>
+        <w:ind w:firstLine="709"/>
+        <w:rPr>
+          <w:b/>
+          <w:bCs/>
+          <w:lang w:val="en-US"/>
+        </w:rPr>
+      </w:pPr>
+      <w:proofErr w:type="spellStart"/>
+      <w:r>
+        <w:rPr>
+          <w:b/>
+          <w:bCs/>
+          <w:lang w:val="en-US"/>
+        </w:rPr>
+        <w:t>calculate_sell_price</w:t>
+      </w:r>
+      <w:proofErr w:type="spellEnd"/>
+      <w:r>
+        <w:rPr>
+          <w:b/>
+          <w:bCs/>
+          <w:lang w:val="en-US"/>
+        </w:rPr>
+        <w:t xml:space="preserve">(artifact, </w:t>
+      </w:r>
+      <w:proofErr w:type="spellStart"/>
+      <w:r>
+        <w:rPr>
+          <w:b/>
+          <w:bCs/>
+          <w:lang w:val="en-US"/>
+        </w:rPr>
+        <w:t>merchant_tier</w:t>
+      </w:r>
+      <w:proofErr w:type="spellEnd"/>
+      <w:r>
+        <w:rPr>
+          <w:b/>
+          <w:bCs/>
+          <w:lang w:val="en-US"/>
+        </w:rPr>
+        <w:t>) -&gt; int</w:t>
+      </w:r>
+    </w:p>
+    <w:p>
+      <w:pPr>
+        <w:numPr>
+          <w:ilvl w:val="0"/>
+          <w:numId w:val="6"/>
+        </w:numPr>
+        <w:spacing w:after="0" w:line="360" w:lineRule="auto"/>
+        <w:rPr>
+          <w:lang w:val="en-US"/>
+        </w:rPr>
+      </w:pPr>
+      <w:r>
+        <w:t>Цена</w:t>
+      </w:r>
+      <w:r>
+        <w:rPr>
+          <w:lang w:val="en-US"/>
+        </w:rPr>
+        <w:t xml:space="preserve"> = </w:t>
+      </w:r>
+      <w:proofErr w:type="spellStart"/>
+      <w:r>
+        <w:rPr>
+          <w:lang w:val="en-US"/>
+        </w:rPr>
+        <w:t>artifact.value</w:t>
+      </w:r>
+      <w:proofErr w:type="spellEnd"/>
+      <w:r>
+        <w:rPr>
+          <w:lang w:val="en-US"/>
+        </w:rPr>
+        <w:t xml:space="preserve"> × (1 + </w:t>
+      </w:r>
+      <w:proofErr w:type="spellStart"/>
+      <w:r>
+        <w:rPr>
+          <w:lang w:val="en-US"/>
+        </w:rPr>
+        <w:t>merchant_tier</w:t>
+      </w:r>
+      <w:proofErr w:type="spellEnd"/>
+      <w:r>
+        <w:rPr>
+          <w:lang w:val="en-US"/>
+        </w:rPr>
+        <w:t xml:space="preserve"> × 0.25) × (3 </w:t>
+      </w:r>
+      <w:r>
+        <w:t>если</w:t>
+      </w:r>
+      <w:r>
+        <w:rPr>
+          <w:lang w:val="en-US"/>
+        </w:rPr>
+        <w:t xml:space="preserve"> </w:t>
+      </w:r>
+      <w:r>
+        <w:t>редкий</w:t>
+      </w:r>
+      <w:r>
+        <w:rPr>
+          <w:lang w:val="en-US"/>
+        </w:rPr>
+        <w:t>).</w:t>
+      </w:r>
+    </w:p>
+    <w:p>
+      <w:pPr>
+        <w:spacing w:after="0" w:line="360" w:lineRule="auto"/>
+        <w:ind w:firstLine="709"/>
+        <w:rPr>
+          <w:b/>
+          <w:bCs/>
+        </w:rPr>
+      </w:pPr>
+      <w:proofErr w:type="spellStart"/>
+      <w:r>
+        <w:rPr>
+          <w:b/>
+          <w:bCs/>
+        </w:rPr>
+        <w:t>can_afford</w:t>
+      </w:r>
+      <w:proofErr w:type="spellEnd"/>
+      <w:r>
+        <w:rPr>
+          <w:b/>
+          <w:bCs/>
+        </w:rPr>
+        <w:t>(</w:t>
+      </w:r>
+      <w:proofErr w:type="spellStart"/>
+      <w:r>
+        <w:rPr>
+          <w:b/>
+          <w:bCs/>
+        </w:rPr>
+        <w:t>upgrade_type</w:t>
+      </w:r>
+      <w:proofErr w:type="spellEnd"/>
+      <w:r>
+        <w:rPr>
+          <w:b/>
+          <w:bCs/>
+        </w:rPr>
+        <w:t xml:space="preserve">) -&gt; </w:t>
+      </w:r>
+      <w:proofErr w:type="spellStart"/>
+      <w:r>
+        <w:rPr>
+          <w:b/>
+          <w:bCs/>
+        </w:rPr>
+        <w:t>bool</w:t>
+      </w:r>
+      <w:proofErr w:type="spellEnd"/>
+    </w:p>
+    <w:p>
+      <w:pPr>
+        <w:numPr>
+          <w:ilvl w:val="0"/>
+          <w:numId w:val="7"/>
+        </w:numPr>
+        <w:spacing w:after="0" w:line="360" w:lineRule="auto"/>
+      </w:pPr>
+      <w:r>
+        <w:t>Проверяет, хватает ли монет на улучшение.</w:t>
+      </w:r>
+    </w:p>
+    <w:p>
+      <w:pPr>
+        <w:spacing w:after="0" w:line="360" w:lineRule="auto"/>
+        <w:ind w:firstLine="709"/>
+        <w:rPr>
+          <w:b/>
+          <w:bCs/>
+        </w:rPr>
+      </w:pPr>
+      <w:proofErr w:type="spellStart"/>
+      <w:r>
+        <w:rPr>
+          <w:b/>
+          <w:bCs/>
+        </w:rPr>
+        <w:t>apply_upgrade</w:t>
+      </w:r>
+      <w:proofErr w:type="spellEnd"/>
+      <w:r>
+        <w:rPr>
+          <w:b/>
+          <w:bCs/>
+        </w:rPr>
+        <w:t>(</w:t>
+      </w:r>
+      <w:proofErr w:type="spellStart"/>
+      <w:r>
+        <w:rPr>
+          <w:b/>
+          <w:bCs/>
+        </w:rPr>
+        <w:t>upgrade_type</w:t>
+      </w:r>
+      <w:proofErr w:type="spellEnd"/>
+      <w:r>
+        <w:rPr>
+          <w:b/>
+          <w:bCs/>
+        </w:rPr>
+        <w:t>)</w:t>
+      </w:r>
+    </w:p>
+    <w:p>
+      <w:pPr>
+        <w:numPr>
+          <w:ilvl w:val="0"/>
+          <w:numId w:val="8"/>
+        </w:numPr>
+        <w:spacing w:after="0" w:line="360" w:lineRule="auto"/>
+      </w:pPr>
+      <w:r>
+        <w:t>Уменьшает монеты, повышает соответствующий параметр.</w:t>
+      </w:r>
+    </w:p>
+    <w:p>
+      <w:pPr>
+        <w:spacing w:after="0" w:line="360" w:lineRule="auto"/>
+        <w:ind w:firstLine="709"/>
+        <w:rPr>
+          <w:b/>
+          <w:bCs/>
+        </w:rPr>
+      </w:pPr>
+      <w:r>
+        <w:rPr>
+          <w:b/>
+          <w:bCs/>
+        </w:rPr>
+        <w:t>4.3. Конфигурация игры (</w:t>
+      </w:r>
+      <w:proofErr w:type="spellStart"/>
+      <w:r>
+        <w:rPr>
+          <w:b/>
+          <w:bCs/>
+        </w:rPr>
+        <w:t>хардкод</w:t>
+      </w:r>
+      <w:proofErr w:type="spellEnd"/>
+      <w:r>
+        <w:rPr>
+          <w:b/>
+          <w:bCs/>
+        </w:rPr>
+        <w:t xml:space="preserve"> / JSON)</w:t>
+      </w:r>
+    </w:p>
+    <w:p>
+      <w:pPr>
+        <w:spacing w:after="0" w:line="360" w:lineRule="auto"/>
+        <w:ind w:firstLine="709"/>
+      </w:pPr>
+      <w:proofErr w:type="spellStart"/>
+      <w:r>
+        <w:t>json</w:t>
+      </w:r>
+      <w:proofErr w:type="spellEnd"/>
+    </w:p>
+    <w:p>
+      <w:pPr>
+        <w:spacing w:after="0" w:line="360" w:lineRule="auto"/>
+        <w:ind w:firstLine="709"/>
+      </w:pPr>
+      <w:r>
+        <w:t>{</w:t>
+      </w:r>
+    </w:p>
+    <w:p>
+      <w:pPr>
+        <w:spacing w:after="0" w:line="360" w:lineRule="auto"/>
+        <w:ind w:firstLine="709"/>
+        <w:rPr>
+          <w:lang w:val="en-US"/>
+        </w:rPr>
+      </w:pPr>
+      <w:r>
+        <w:t xml:space="preserve">  </w:t>
+      </w:r>
+      <w:r>
+        <w:rPr>
+          <w:lang w:val="en-US"/>
+        </w:rPr>
+        <w:t>"</w:t>
+      </w:r>
+      <w:proofErr w:type="spellStart"/>
+      <w:r>
+        <w:rPr>
+          <w:lang w:val="en-US"/>
+        </w:rPr>
+        <w:t>start_coins</w:t>
+      </w:r>
+      <w:proofErr w:type="spellEnd"/>
+      <w:r>
+        <w:rPr>
+          <w:lang w:val="en-US"/>
+        </w:rPr>
+        <w:t>": 50,</w:t>
+      </w:r>
+    </w:p>
+    <w:p>
+      <w:pPr>
+        <w:spacing w:after="0" w:line="360" w:lineRule="auto"/>
+        <w:ind w:firstLine="709"/>
+        <w:rPr>
+          <w:lang w:val="en-US"/>
+        </w:rPr>
+      </w:pPr>
+      <w:r>
+        <w:rPr>
+          <w:lang w:val="en-US"/>
+        </w:rPr>
+        <w:t xml:space="preserve">  "</w:t>
+      </w:r>
+      <w:proofErr w:type="spellStart"/>
+      <w:r>
+        <w:rPr>
+          <w:lang w:val="en-US"/>
+        </w:rPr>
+        <w:t>upgrade_costs</w:t>
+      </w:r>
+      <w:proofErr w:type="spellEnd"/>
+      <w:r>
+        <w:rPr>
+          <w:lang w:val="en-US"/>
+        </w:rPr>
+        <w:t>": {</w:t>
+      </w:r>
+    </w:p>
+    <w:p>
+      <w:pPr>
+        <w:spacing w:after="0" w:line="360" w:lineRule="auto"/>
+        <w:ind w:firstLine="709"/>
+        <w:rPr>
+          <w:lang w:val="en-US"/>
+        </w:rPr>
+      </w:pPr>
+      <w:r>
+        <w:rPr>
+          <w:lang w:val="en-US"/>
+        </w:rPr>
+        <w:t xml:space="preserve">    "shovel": [50, 150, 400],</w:t>
+      </w:r>
+    </w:p>
+    <w:p>
+      <w:pPr>
+        <w:spacing w:after="0" w:line="360" w:lineRule="auto"/>
+        <w:ind w:firstLine="709"/>
+        <w:rPr>
+          <w:lang w:val="en-US"/>
+        </w:rPr>
+      </w:pPr>
+      <w:r>
+        <w:rPr>
+          <w:lang w:val="en-US"/>
+        </w:rPr>
+        <w:t xml:space="preserve">    "detector": 200,</w:t>
+      </w:r>
+    </w:p>
+    <w:p>
+      <w:pPr>
+        <w:spacing w:after="0" w:line="360" w:lineRule="auto"/>
+        <w:ind w:firstLine="709"/>
+        <w:rPr>
+          <w:lang w:val="en-US"/>
+        </w:rPr>
+      </w:pPr>
+      <w:r>
+        <w:rPr>
+          <w:lang w:val="en-US"/>
+        </w:rPr>
+        <w:t xml:space="preserve">    "merchant": [100, 300, 700]</w:t>
+      </w:r>
+    </w:p>
+    <w:p>
+      <w:pPr>
+        <w:spacing w:after="0" w:line="360" w:lineRule="auto"/>
+        <w:ind w:firstLine="709"/>
+        <w:rPr>
+          <w:lang w:val="en-US"/>
+        </w:rPr>
+      </w:pPr>
+      <w:r>
+        <w:rPr>
+          <w:lang w:val="en-US"/>
+        </w:rPr>
+        <w:lastRenderedPageBreak/>
+        <w:t xml:space="preserve">  },</w:t>
+      </w:r>
+    </w:p>
+    <w:p>
+      <w:pPr>
+        <w:spacing w:after="0" w:line="360" w:lineRule="auto"/>
+        <w:ind w:firstLine="709"/>
+        <w:rPr>
+          <w:lang w:val="en-US"/>
+        </w:rPr>
+      </w:pPr>
+      <w:r>
+        <w:rPr>
+          <w:lang w:val="en-US"/>
+        </w:rPr>
+        <w:t xml:space="preserve">  "</w:t>
+      </w:r>
+      <w:proofErr w:type="spellStart"/>
+      <w:r>
+        <w:rPr>
+          <w:lang w:val="en-US"/>
+        </w:rPr>
+        <w:t>rare_multiplier</w:t>
+      </w:r>
+      <w:proofErr w:type="spellEnd"/>
+      <w:r>
+        <w:rPr>
+          <w:lang w:val="en-US"/>
+        </w:rPr>
+        <w:t>": 3,</w:t>
+      </w:r>
+    </w:p>
+    <w:p>
+      <w:pPr>
+        <w:spacing w:after="0" w:line="360" w:lineRule="auto"/>
+        <w:ind w:firstLine="709"/>
+        <w:rPr>
+          <w:lang w:val="en-US"/>
+        </w:rPr>
+      </w:pPr>
+      <w:r>
+        <w:rPr>
+          <w:lang w:val="en-US"/>
+        </w:rPr>
+        <w:t xml:space="preserve">  "</w:t>
+      </w:r>
+      <w:proofErr w:type="spellStart"/>
+      <w:r>
+        <w:rPr>
+          <w:lang w:val="en-US"/>
+        </w:rPr>
+        <w:t>base_rare_chance</w:t>
+      </w:r>
+      <w:proofErr w:type="spellEnd"/>
+      <w:r>
+        <w:rPr>
+          <w:lang w:val="en-US"/>
+        </w:rPr>
+        <w:t>": 0.2,</w:t>
+      </w:r>
+    </w:p>
+    <w:p>
+      <w:pPr>
+        <w:spacing w:after="0" w:line="360" w:lineRule="auto"/>
+        <w:ind w:firstLine="709"/>
+      </w:pPr>
+      <w:r>
+        <w:rPr>
+          <w:lang w:val="en-US"/>
+        </w:rPr>
+        <w:t xml:space="preserve">  </w:t>
+      </w:r>
+      <w:r>
+        <w:t>"</w:t>
+      </w:r>
+      <w:proofErr w:type="spellStart"/>
+      <w:r>
+        <w:t>detector_bonus</w:t>
+      </w:r>
+      <w:proofErr w:type="spellEnd"/>
+      <w:r>
+        <w:t>": 0.25</w:t>
+      </w:r>
+    </w:p>
+    <w:p>
+      <w:pPr>
+        <w:spacing w:after="0" w:line="360" w:lineRule="auto"/>
+        <w:ind w:firstLine="709"/>
+      </w:pPr>
+      <w:r>
+        <w:t>}</w:t>
+      </w:r>
+    </w:p>
+    <w:p>
+      <w:pPr>
+        <w:spacing w:after="0" w:line="360" w:lineRule="auto"/>
+        <w:ind w:firstLine="709"/>
+        <w:rPr>
+          <w:b/>
+          <w:bCs/>
+        </w:rPr>
+      </w:pPr>
+      <w:r>
+        <w:rPr>
+          <w:b/>
+          <w:bCs/>
+        </w:rPr>
+        <w:t>4.4. Внешние зависимости ядра</w:t>
+      </w:r>
+    </w:p>
+    <w:p>
+      <w:pPr>
+        <w:numPr>
+          <w:ilvl w:val="0"/>
+          <w:numId w:val="9"/>
+        </w:numPr>
+        <w:spacing w:after="0" w:line="360" w:lineRule="auto"/>
+      </w:pPr>
+      <w:r>
+        <w:t>Генератор случайных чисел (</w:t>
+      </w:r>
+      <w:proofErr w:type="spellStart"/>
+      <w:r>
+        <w:t>rand</w:t>
+      </w:r>
+      <w:proofErr w:type="spellEnd"/>
+      <w:r>
+        <w:t>)</w:t>
+      </w:r>
+    </w:p>
+    <w:p>
+      <w:pPr>
+        <w:numPr>
+          <w:ilvl w:val="0"/>
+          <w:numId w:val="9"/>
+        </w:numPr>
+        <w:spacing w:after="0" w:line="360" w:lineRule="auto"/>
+      </w:pPr>
+      <w:r>
+        <w:t xml:space="preserve">Опционально: система сохранения/загрузки (JSON / </w:t>
+      </w:r>
+      <w:proofErr w:type="spellStart"/>
+      <w:r>
+        <w:t>pickle</w:t>
+      </w:r>
+      <w:proofErr w:type="spellEnd"/>
+      <w:r>
+        <w:t>)</w:t>
       </w:r>
     </w:p>
     <w:p>
@@ -817,6 +2033,453 @@
     </w:lvl>
   </w:abstractNum>
   <w:abstractNum w:abstractNumId="1" w15:restartNumberingAfterBreak="0">
+    <w:nsid w:val="26012021"/>
+    <w:multiLevelType w:val="multilevel"/>
+    <w:tmpl w:val="7EDAE0F4"/>
+    <w:lvl w:ilvl="0">
+      <w:start w:val="1"/>
+      <w:numFmt w:val="bullet"/>
+      <w:lvlText w:val=""/>
+      <w:lvlJc w:val="left"/>
+      <w:pPr>
+        <w:tabs>
+          <w:tab w:val="num" w:pos="720"/>
+        </w:tabs>
+        <w:ind w:left="720" w:hanging="360"/>
+      </w:pPr>
+      <w:rPr>
+        <w:rFonts w:ascii="Symbol" w:hAnsi="Symbol" w:hint="default"/>
+        <w:sz w:val="20"/>
+      </w:rPr>
+    </w:lvl>
+    <w:lvl w:ilvl="1" w:tentative="1">
+      <w:start w:val="1"/>
+      <w:numFmt w:val="bullet"/>
+      <w:lvlText w:val="o"/>
+      <w:lvlJc w:val="left"/>
+      <w:pPr>
+        <w:tabs>
+          <w:tab w:val="num" w:pos="1440"/>
+        </w:tabs>
+        <w:ind w:left="1440" w:hanging="360"/>
+      </w:pPr>
+      <w:rPr>
+        <w:rFonts w:ascii="Courier New" w:hAnsi="Courier New" w:hint="default"/>
+        <w:sz w:val="20"/>
+      </w:rPr>
+    </w:lvl>
+    <w:lvl w:ilvl="2" w:tentative="1">
+      <w:start w:val="1"/>
+      <w:numFmt w:val="bullet"/>
+      <w:lvlText w:val=""/>
+      <w:lvlJc w:val="left"/>
+      <w:pPr>
+        <w:tabs>
+          <w:tab w:val="num" w:pos="2160"/>
+        </w:tabs>
+        <w:ind w:left="2160" w:hanging="360"/>
+      </w:pPr>
+      <w:rPr>
+        <w:rFonts w:ascii="Wingdings" w:hAnsi="Wingdings" w:hint="default"/>
+        <w:sz w:val="20"/>
+      </w:rPr>
+    </w:lvl>
+    <w:lvl w:ilvl="3" w:tentative="1">
+      <w:start w:val="1"/>
+      <w:numFmt w:val="bullet"/>
+      <w:lvlText w:val=""/>
+      <w:lvlJc w:val="left"/>
+      <w:pPr>
+        <w:tabs>
+          <w:tab w:val="num" w:pos="2880"/>
+        </w:tabs>
+        <w:ind w:left="2880" w:hanging="360"/>
+      </w:pPr>
+      <w:rPr>
+        <w:rFonts w:ascii="Wingdings" w:hAnsi="Wingdings" w:hint="default"/>
+        <w:sz w:val="20"/>
+      </w:rPr>
+    </w:lvl>
+    <w:lvl w:ilvl="4" w:tentative="1">
+      <w:start w:val="1"/>
+      <w:numFmt w:val="bullet"/>
+      <w:lvlText w:val=""/>
+      <w:lvlJc w:val="left"/>
+      <w:pPr>
+        <w:tabs>
+          <w:tab w:val="num" w:pos="3600"/>
+        </w:tabs>
+        <w:ind w:left="3600" w:hanging="360"/>
+      </w:pPr>
+      <w:rPr>
+        <w:rFonts w:ascii="Wingdings" w:hAnsi="Wingdings" w:hint="default"/>
+        <w:sz w:val="20"/>
+      </w:rPr>
+    </w:lvl>
+    <w:lvl w:ilvl="5" w:tentative="1">
+      <w:start w:val="1"/>
+      <w:numFmt w:val="bullet"/>
+      <w:lvlText w:val=""/>
+      <w:lvlJc w:val="left"/>
+      <w:pPr>
+        <w:tabs>
+          <w:tab w:val="num" w:pos="4320"/>
+        </w:tabs>
+        <w:ind w:left="4320" w:hanging="360"/>
+      </w:pPr>
+      <w:rPr>
+        <w:rFonts w:ascii="Wingdings" w:hAnsi="Wingdings" w:hint="default"/>
+        <w:sz w:val="20"/>
+      </w:rPr>
+    </w:lvl>
+    <w:lvl w:ilvl="6" w:tentative="1">
+      <w:start w:val="1"/>
+      <w:numFmt w:val="bullet"/>
+      <w:lvlText w:val=""/>
+      <w:lvlJc w:val="left"/>
+      <w:pPr>
+        <w:tabs>
+          <w:tab w:val="num" w:pos="5040"/>
+        </w:tabs>
+        <w:ind w:left="5040" w:hanging="360"/>
+      </w:pPr>
+      <w:rPr>
+        <w:rFonts w:ascii="Wingdings" w:hAnsi="Wingdings" w:hint="default"/>
+        <w:sz w:val="20"/>
+      </w:rPr>
+    </w:lvl>
+    <w:lvl w:ilvl="7" w:tentative="1">
+      <w:start w:val="1"/>
+      <w:numFmt w:val="bullet"/>
+      <w:lvlText w:val=""/>
+      <w:lvlJc w:val="left"/>
+      <w:pPr>
+        <w:tabs>
+          <w:tab w:val="num" w:pos="5760"/>
+        </w:tabs>
+        <w:ind w:left="5760" w:hanging="360"/>
+      </w:pPr>
+      <w:rPr>
+        <w:rFonts w:ascii="Wingdings" w:hAnsi="Wingdings" w:hint="default"/>
+        <w:sz w:val="20"/>
+      </w:rPr>
+    </w:lvl>
+    <w:lvl w:ilvl="8" w:tentative="1">
+      <w:start w:val="1"/>
+      <w:numFmt w:val="bullet"/>
+      <w:lvlText w:val=""/>
+      <w:lvlJc w:val="left"/>
+      <w:pPr>
+        <w:tabs>
+          <w:tab w:val="num" w:pos="6480"/>
+        </w:tabs>
+        <w:ind w:left="6480" w:hanging="360"/>
+      </w:pPr>
+      <w:rPr>
+        <w:rFonts w:ascii="Wingdings" w:hAnsi="Wingdings" w:hint="default"/>
+        <w:sz w:val="20"/>
+      </w:rPr>
+    </w:lvl>
+  </w:abstractNum>
+  <w:abstractNum w:abstractNumId="2" w15:restartNumberingAfterBreak="0">
+    <w:nsid w:val="2FDD7C72"/>
+    <w:multiLevelType w:val="multilevel"/>
+    <w:tmpl w:val="FDD6A50A"/>
+    <w:lvl w:ilvl="0">
+      <w:start w:val="1"/>
+      <w:numFmt w:val="bullet"/>
+      <w:lvlText w:val=""/>
+      <w:lvlJc w:val="left"/>
+      <w:pPr>
+        <w:tabs>
+          <w:tab w:val="num" w:pos="720"/>
+        </w:tabs>
+        <w:ind w:left="720" w:hanging="360"/>
+      </w:pPr>
+      <w:rPr>
+        <w:rFonts w:ascii="Symbol" w:hAnsi="Symbol" w:hint="default"/>
+        <w:sz w:val="20"/>
+      </w:rPr>
+    </w:lvl>
+    <w:lvl w:ilvl="1" w:tentative="1">
+      <w:start w:val="1"/>
+      <w:numFmt w:val="bullet"/>
+      <w:lvlText w:val="o"/>
+      <w:lvlJc w:val="left"/>
+      <w:pPr>
+        <w:tabs>
+          <w:tab w:val="num" w:pos="1440"/>
+        </w:tabs>
+        <w:ind w:left="1440" w:hanging="360"/>
+      </w:pPr>
+      <w:rPr>
+        <w:rFonts w:ascii="Courier New" w:hAnsi="Courier New" w:hint="default"/>
+        <w:sz w:val="20"/>
+      </w:rPr>
+    </w:lvl>
+    <w:lvl w:ilvl="2" w:tentative="1">
+      <w:start w:val="1"/>
+      <w:numFmt w:val="bullet"/>
+      <w:lvlText w:val=""/>
+      <w:lvlJc w:val="left"/>
+      <w:pPr>
+        <w:tabs>
+          <w:tab w:val="num" w:pos="2160"/>
+        </w:tabs>
+        <w:ind w:left="2160" w:hanging="360"/>
+      </w:pPr>
+      <w:rPr>
+        <w:rFonts w:ascii="Wingdings" w:hAnsi="Wingdings" w:hint="default"/>
+        <w:sz w:val="20"/>
+      </w:rPr>
+    </w:lvl>
+    <w:lvl w:ilvl="3" w:tentative="1">
+      <w:start w:val="1"/>
+      <w:numFmt w:val="bullet"/>
+      <w:lvlText w:val=""/>
+      <w:lvlJc w:val="left"/>
+      <w:pPr>
+        <w:tabs>
+          <w:tab w:val="num" w:pos="2880"/>
+        </w:tabs>
+        <w:ind w:left="2880" w:hanging="360"/>
+      </w:pPr>
+      <w:rPr>
+        <w:rFonts w:ascii="Wingdings" w:hAnsi="Wingdings" w:hint="default"/>
+        <w:sz w:val="20"/>
+      </w:rPr>
+    </w:lvl>
+    <w:lvl w:ilvl="4" w:tentative="1">
+      <w:start w:val="1"/>
+      <w:numFmt w:val="bullet"/>
+      <w:lvlText w:val=""/>
+      <w:lvlJc w:val="left"/>
+      <w:pPr>
+        <w:tabs>
+          <w:tab w:val="num" w:pos="3600"/>
+        </w:tabs>
+        <w:ind w:left="3600" w:hanging="360"/>
+      </w:pPr>
+      <w:rPr>
+        <w:rFonts w:ascii="Wingdings" w:hAnsi="Wingdings" w:hint="default"/>
+        <w:sz w:val="20"/>
+      </w:rPr>
+    </w:lvl>
+    <w:lvl w:ilvl="5" w:tentative="1">
+      <w:start w:val="1"/>
+      <w:numFmt w:val="bullet"/>
+      <w:lvlText w:val=""/>
+      <w:lvlJc w:val="left"/>
+      <w:pPr>
+        <w:tabs>
+          <w:tab w:val="num" w:pos="4320"/>
+        </w:tabs>
+        <w:ind w:left="4320" w:hanging="360"/>
+      </w:pPr>
+      <w:rPr>
+        <w:rFonts w:ascii="Wingdings" w:hAnsi="Wingdings" w:hint="default"/>
+        <w:sz w:val="20"/>
+      </w:rPr>
+    </w:lvl>
+    <w:lvl w:ilvl="6" w:tentative="1">
+      <w:start w:val="1"/>
+      <w:numFmt w:val="bullet"/>
+      <w:lvlText w:val=""/>
+      <w:lvlJc w:val="left"/>
+      <w:pPr>
+        <w:tabs>
+          <w:tab w:val="num" w:pos="5040"/>
+        </w:tabs>
+        <w:ind w:left="5040" w:hanging="360"/>
+      </w:pPr>
+      <w:rPr>
+        <w:rFonts w:ascii="Wingdings" w:hAnsi="Wingdings" w:hint="default"/>
+        <w:sz w:val="20"/>
+      </w:rPr>
+    </w:lvl>
+    <w:lvl w:ilvl="7" w:tentative="1">
+      <w:start w:val="1"/>
+      <w:numFmt w:val="bullet"/>
+      <w:lvlText w:val=""/>
+      <w:lvlJc w:val="left"/>
+      <w:pPr>
+        <w:tabs>
+          <w:tab w:val="num" w:pos="5760"/>
+        </w:tabs>
+        <w:ind w:left="5760" w:hanging="360"/>
+      </w:pPr>
+      <w:rPr>
+        <w:rFonts w:ascii="Wingdings" w:hAnsi="Wingdings" w:hint="default"/>
+        <w:sz w:val="20"/>
+      </w:rPr>
+    </w:lvl>
+    <w:lvl w:ilvl="8" w:tentative="1">
+      <w:start w:val="1"/>
+      <w:numFmt w:val="bullet"/>
+      <w:lvlText w:val=""/>
+      <w:lvlJc w:val="left"/>
+      <w:pPr>
+        <w:tabs>
+          <w:tab w:val="num" w:pos="6480"/>
+        </w:tabs>
+        <w:ind w:left="6480" w:hanging="360"/>
+      </w:pPr>
+      <w:rPr>
+        <w:rFonts w:ascii="Wingdings" w:hAnsi="Wingdings" w:hint="default"/>
+        <w:sz w:val="20"/>
+      </w:rPr>
+    </w:lvl>
+  </w:abstractNum>
+  <w:abstractNum w:abstractNumId="3" w15:restartNumberingAfterBreak="0">
+    <w:nsid w:val="3E78391F"/>
+    <w:multiLevelType w:val="multilevel"/>
+    <w:tmpl w:val="388CCA7A"/>
+    <w:lvl w:ilvl="0">
+      <w:start w:val="1"/>
+      <w:numFmt w:val="bullet"/>
+      <w:lvlText w:val=""/>
+      <w:lvlJc w:val="left"/>
+      <w:pPr>
+        <w:tabs>
+          <w:tab w:val="num" w:pos="720"/>
+        </w:tabs>
+        <w:ind w:left="720" w:hanging="360"/>
+      </w:pPr>
+      <w:rPr>
+        <w:rFonts w:ascii="Symbol" w:hAnsi="Symbol" w:hint="default"/>
+        <w:sz w:val="20"/>
+      </w:rPr>
+    </w:lvl>
+    <w:lvl w:ilvl="1" w:tentative="1">
+      <w:start w:val="1"/>
+      <w:numFmt w:val="bullet"/>
+      <w:lvlText w:val="o"/>
+      <w:lvlJc w:val="left"/>
+      <w:pPr>
+        <w:tabs>
+          <w:tab w:val="num" w:pos="1440"/>
+        </w:tabs>
+        <w:ind w:left="1440" w:hanging="360"/>
+      </w:pPr>
+      <w:rPr>
+        <w:rFonts w:ascii="Courier New" w:hAnsi="Courier New" w:hint="default"/>
+        <w:sz w:val="20"/>
+      </w:rPr>
+    </w:lvl>
+    <w:lvl w:ilvl="2" w:tentative="1">
+      <w:start w:val="1"/>
+      <w:numFmt w:val="bullet"/>
+      <w:lvlText w:val=""/>
+      <w:lvlJc w:val="left"/>
+      <w:pPr>
+        <w:tabs>
+          <w:tab w:val="num" w:pos="2160"/>
+        </w:tabs>
+        <w:ind w:left="2160" w:hanging="360"/>
+      </w:pPr>
+      <w:rPr>
+        <w:rFonts w:ascii="Wingdings" w:hAnsi="Wingdings" w:hint="default"/>
+        <w:sz w:val="20"/>
+      </w:rPr>
+    </w:lvl>
+    <w:lvl w:ilvl="3" w:tentative="1">
+      <w:start w:val="1"/>
+      <w:numFmt w:val="bullet"/>
+      <w:lvlText w:val=""/>
+      <w:lvlJc w:val="left"/>
+      <w:pPr>
+        <w:tabs>
+          <w:tab w:val="num" w:pos="2880"/>
+        </w:tabs>
+        <w:ind w:left="2880" w:hanging="360"/>
+      </w:pPr>
+      <w:rPr>
+        <w:rFonts w:ascii="Wingdings" w:hAnsi="Wingdings" w:hint="default"/>
+        <w:sz w:val="20"/>
+      </w:rPr>
+    </w:lvl>
+    <w:lvl w:ilvl="4" w:tentative="1">
+      <w:start w:val="1"/>
+      <w:numFmt w:val="bullet"/>
+      <w:lvlText w:val=""/>
+      <w:lvlJc w:val="left"/>
+      <w:pPr>
+        <w:tabs>
+          <w:tab w:val="num" w:pos="3600"/>
+        </w:tabs>
+        <w:ind w:left="3600" w:hanging="360"/>
+      </w:pPr>
+      <w:rPr>
+        <w:rFonts w:ascii="Wingdings" w:hAnsi="Wingdings" w:hint="default"/>
+        <w:sz w:val="20"/>
+      </w:rPr>
+    </w:lvl>
+    <w:lvl w:ilvl="5" w:tentative="1">
+      <w:start w:val="1"/>
+      <w:numFmt w:val="bullet"/>
+      <w:lvlText w:val=""/>
+      <w:lvlJc w:val="left"/>
+      <w:pPr>
+        <w:tabs>
+          <w:tab w:val="num" w:pos="4320"/>
+        </w:tabs>
+        <w:ind w:left="4320" w:hanging="360"/>
+      </w:pPr>
+      <w:rPr>
+        <w:rFonts w:ascii="Wingdings" w:hAnsi="Wingdings" w:hint="default"/>
+        <w:sz w:val="20"/>
+      </w:rPr>
+    </w:lvl>
+    <w:lvl w:ilvl="6" w:tentative="1">
+      <w:start w:val="1"/>
+      <w:numFmt w:val="bullet"/>
+      <w:lvlText w:val=""/>
+      <w:lvlJc w:val="left"/>
+      <w:pPr>
+        <w:tabs>
+          <w:tab w:val="num" w:pos="5040"/>
+        </w:tabs>
+        <w:ind w:left="5040" w:hanging="360"/>
+      </w:pPr>
+      <w:rPr>
+        <w:rFonts w:ascii="Wingdings" w:hAnsi="Wingdings" w:hint="default"/>
+        <w:sz w:val="20"/>
+      </w:rPr>
+    </w:lvl>
+    <w:lvl w:ilvl="7" w:tentative="1">
+      <w:start w:val="1"/>
+      <w:numFmt w:val="bullet"/>
+      <w:lvlText w:val=""/>
+      <w:lvlJc w:val="left"/>
+      <w:pPr>
+        <w:tabs>
+          <w:tab w:val="num" w:pos="5760"/>
+        </w:tabs>
+        <w:ind w:left="5760" w:hanging="360"/>
+      </w:pPr>
+      <w:rPr>
+        <w:rFonts w:ascii="Wingdings" w:hAnsi="Wingdings" w:hint="default"/>
+        <w:sz w:val="20"/>
+      </w:rPr>
+    </w:lvl>
+    <w:lvl w:ilvl="8" w:tentative="1">
+      <w:start w:val="1"/>
+      <w:numFmt w:val="bullet"/>
+      <w:lvlText w:val=""/>
+      <w:lvlJc w:val="left"/>
+      <w:pPr>
+        <w:tabs>
+          <w:tab w:val="num" w:pos="6480"/>
+        </w:tabs>
+        <w:ind w:left="6480" w:hanging="360"/>
+      </w:pPr>
+      <w:rPr>
+        <w:rFonts w:ascii="Wingdings" w:hAnsi="Wingdings" w:hint="default"/>
+        <w:sz w:val="20"/>
+      </w:rPr>
+    </w:lvl>
+  </w:abstractNum>
+  <w:abstractNum w:abstractNumId="4" w15:restartNumberingAfterBreak="0">
     <w:nsid w:val="3FAD0022"/>
     <w:multiLevelType w:val="multilevel"/>
     <w:tmpl w:val="A45AB764"/>
@@ -965,7 +2628,305 @@
       </w:rPr>
     </w:lvl>
   </w:abstractNum>
-  <w:abstractNum w:abstractNumId="2" w15:restartNumberingAfterBreak="0">
+  <w:abstractNum w:abstractNumId="5" w15:restartNumberingAfterBreak="0">
+    <w:nsid w:val="465F7140"/>
+    <w:multiLevelType w:val="multilevel"/>
+    <w:tmpl w:val="FABEE3FA"/>
+    <w:lvl w:ilvl="0">
+      <w:start w:val="1"/>
+      <w:numFmt w:val="bullet"/>
+      <w:lvlText w:val=""/>
+      <w:lvlJc w:val="left"/>
+      <w:pPr>
+        <w:tabs>
+          <w:tab w:val="num" w:pos="720"/>
+        </w:tabs>
+        <w:ind w:left="720" w:hanging="360"/>
+      </w:pPr>
+      <w:rPr>
+        <w:rFonts w:ascii="Symbol" w:hAnsi="Symbol" w:hint="default"/>
+        <w:sz w:val="20"/>
+      </w:rPr>
+    </w:lvl>
+    <w:lvl w:ilvl="1" w:tentative="1">
+      <w:start w:val="1"/>
+      <w:numFmt w:val="bullet"/>
+      <w:lvlText w:val="o"/>
+      <w:lvlJc w:val="left"/>
+      <w:pPr>
+        <w:tabs>
+          <w:tab w:val="num" w:pos="1440"/>
+        </w:tabs>
+        <w:ind w:left="1440" w:hanging="360"/>
+      </w:pPr>
+      <w:rPr>
+        <w:rFonts w:ascii="Courier New" w:hAnsi="Courier New" w:hint="default"/>
+        <w:sz w:val="20"/>
+      </w:rPr>
+    </w:lvl>
+    <w:lvl w:ilvl="2" w:tentative="1">
+      <w:start w:val="1"/>
+      <w:numFmt w:val="bullet"/>
+      <w:lvlText w:val=""/>
+      <w:lvlJc w:val="left"/>
+      <w:pPr>
+        <w:tabs>
+          <w:tab w:val="num" w:pos="2160"/>
+        </w:tabs>
+        <w:ind w:left="2160" w:hanging="360"/>
+      </w:pPr>
+      <w:rPr>
+        <w:rFonts w:ascii="Wingdings" w:hAnsi="Wingdings" w:hint="default"/>
+        <w:sz w:val="20"/>
+      </w:rPr>
+    </w:lvl>
+    <w:lvl w:ilvl="3" w:tentative="1">
+      <w:start w:val="1"/>
+      <w:numFmt w:val="bullet"/>
+      <w:lvlText w:val=""/>
+      <w:lvlJc w:val="left"/>
+      <w:pPr>
+        <w:tabs>
+          <w:tab w:val="num" w:pos="2880"/>
+        </w:tabs>
+        <w:ind w:left="2880" w:hanging="360"/>
+      </w:pPr>
+      <w:rPr>
+        <w:rFonts w:ascii="Wingdings" w:hAnsi="Wingdings" w:hint="default"/>
+        <w:sz w:val="20"/>
+      </w:rPr>
+    </w:lvl>
+    <w:lvl w:ilvl="4" w:tentative="1">
+      <w:start w:val="1"/>
+      <w:numFmt w:val="bullet"/>
+      <w:lvlText w:val=""/>
+      <w:lvlJc w:val="left"/>
+      <w:pPr>
+        <w:tabs>
+          <w:tab w:val="num" w:pos="3600"/>
+        </w:tabs>
+        <w:ind w:left="3600" w:hanging="360"/>
+      </w:pPr>
+      <w:rPr>
+        <w:rFonts w:ascii="Wingdings" w:hAnsi="Wingdings" w:hint="default"/>
+        <w:sz w:val="20"/>
+      </w:rPr>
+    </w:lvl>
+    <w:lvl w:ilvl="5" w:tentative="1">
+      <w:start w:val="1"/>
+      <w:numFmt w:val="bullet"/>
+      <w:lvlText w:val=""/>
+      <w:lvlJc w:val="left"/>
+      <w:pPr>
+        <w:tabs>
+          <w:tab w:val="num" w:pos="4320"/>
+        </w:tabs>
+        <w:ind w:left="4320" w:hanging="360"/>
+      </w:pPr>
+      <w:rPr>
+        <w:rFonts w:ascii="Wingdings" w:hAnsi="Wingdings" w:hint="default"/>
+        <w:sz w:val="20"/>
+      </w:rPr>
+    </w:lvl>
+    <w:lvl w:ilvl="6" w:tentative="1">
+      <w:start w:val="1"/>
+      <w:numFmt w:val="bullet"/>
+      <w:lvlText w:val=""/>
+      <w:lvlJc w:val="left"/>
+      <w:pPr>
+        <w:tabs>
+          <w:tab w:val="num" w:pos="5040"/>
+        </w:tabs>
+        <w:ind w:left="5040" w:hanging="360"/>
+      </w:pPr>
+      <w:rPr>
+        <w:rFonts w:ascii="Wingdings" w:hAnsi="Wingdings" w:hint="default"/>
+        <w:sz w:val="20"/>
+      </w:rPr>
+    </w:lvl>
+    <w:lvl w:ilvl="7" w:tentative="1">
+      <w:start w:val="1"/>
+      <w:numFmt w:val="bullet"/>
+      <w:lvlText w:val=""/>
+      <w:lvlJc w:val="left"/>
+      <w:pPr>
+        <w:tabs>
+          <w:tab w:val="num" w:pos="5760"/>
+        </w:tabs>
+        <w:ind w:left="5760" w:hanging="360"/>
+      </w:pPr>
+      <w:rPr>
+        <w:rFonts w:ascii="Wingdings" w:hAnsi="Wingdings" w:hint="default"/>
+        <w:sz w:val="20"/>
+      </w:rPr>
+    </w:lvl>
+    <w:lvl w:ilvl="8" w:tentative="1">
+      <w:start w:val="1"/>
+      <w:numFmt w:val="bullet"/>
+      <w:lvlText w:val=""/>
+      <w:lvlJc w:val="left"/>
+      <w:pPr>
+        <w:tabs>
+          <w:tab w:val="num" w:pos="6480"/>
+        </w:tabs>
+        <w:ind w:left="6480" w:hanging="360"/>
+      </w:pPr>
+      <w:rPr>
+        <w:rFonts w:ascii="Wingdings" w:hAnsi="Wingdings" w:hint="default"/>
+        <w:sz w:val="20"/>
+      </w:rPr>
+    </w:lvl>
+  </w:abstractNum>
+  <w:abstractNum w:abstractNumId="6" w15:restartNumberingAfterBreak="0">
+    <w:nsid w:val="50813B71"/>
+    <w:multiLevelType w:val="multilevel"/>
+    <w:tmpl w:val="3C422556"/>
+    <w:lvl w:ilvl="0">
+      <w:start w:val="1"/>
+      <w:numFmt w:val="bullet"/>
+      <w:lvlText w:val=""/>
+      <w:lvlJc w:val="left"/>
+      <w:pPr>
+        <w:tabs>
+          <w:tab w:val="num" w:pos="720"/>
+        </w:tabs>
+        <w:ind w:left="720" w:hanging="360"/>
+      </w:pPr>
+      <w:rPr>
+        <w:rFonts w:ascii="Symbol" w:hAnsi="Symbol" w:hint="default"/>
+        <w:sz w:val="20"/>
+      </w:rPr>
+    </w:lvl>
+    <w:lvl w:ilvl="1" w:tentative="1">
+      <w:start w:val="1"/>
+      <w:numFmt w:val="bullet"/>
+      <w:lvlText w:val="o"/>
+      <w:lvlJc w:val="left"/>
+      <w:pPr>
+        <w:tabs>
+          <w:tab w:val="num" w:pos="1440"/>
+        </w:tabs>
+        <w:ind w:left="1440" w:hanging="360"/>
+      </w:pPr>
+      <w:rPr>
+        <w:rFonts w:ascii="Courier New" w:hAnsi="Courier New" w:hint="default"/>
+        <w:sz w:val="20"/>
+      </w:rPr>
+    </w:lvl>
+    <w:lvl w:ilvl="2" w:tentative="1">
+      <w:start w:val="1"/>
+      <w:numFmt w:val="bullet"/>
+      <w:lvlText w:val=""/>
+      <w:lvlJc w:val="left"/>
+      <w:pPr>
+        <w:tabs>
+          <w:tab w:val="num" w:pos="2160"/>
+        </w:tabs>
+        <w:ind w:left="2160" w:hanging="360"/>
+      </w:pPr>
+      <w:rPr>
+        <w:rFonts w:ascii="Wingdings" w:hAnsi="Wingdings" w:hint="default"/>
+        <w:sz w:val="20"/>
+      </w:rPr>
+    </w:lvl>
+    <w:lvl w:ilvl="3" w:tentative="1">
+      <w:start w:val="1"/>
+      <w:numFmt w:val="bullet"/>
+      <w:lvlText w:val=""/>
+      <w:lvlJc w:val="left"/>
+      <w:pPr>
+        <w:tabs>
+          <w:tab w:val="num" w:pos="2880"/>
+        </w:tabs>
+        <w:ind w:left="2880" w:hanging="360"/>
+      </w:pPr>
+      <w:rPr>
+        <w:rFonts w:ascii="Wingdings" w:hAnsi="Wingdings" w:hint="default"/>
+        <w:sz w:val="20"/>
+      </w:rPr>
+    </w:lvl>
+    <w:lvl w:ilvl="4" w:tentative="1">
+      <w:start w:val="1"/>
+      <w:numFmt w:val="bullet"/>
+      <w:lvlText w:val=""/>
+      <w:lvlJc w:val="left"/>
+      <w:pPr>
+        <w:tabs>
+          <w:tab w:val="num" w:pos="3600"/>
+        </w:tabs>
+        <w:ind w:left="3600" w:hanging="360"/>
+      </w:pPr>
+      <w:rPr>
+        <w:rFonts w:ascii="Wingdings" w:hAnsi="Wingdings" w:hint="default"/>
+        <w:sz w:val="20"/>
+      </w:rPr>
+    </w:lvl>
+    <w:lvl w:ilvl="5" w:tentative="1">
+      <w:start w:val="1"/>
+      <w:numFmt w:val="bullet"/>
+      <w:lvlText w:val=""/>
+      <w:lvlJc w:val="left"/>
+      <w:pPr>
+        <w:tabs>
+          <w:tab w:val="num" w:pos="4320"/>
+        </w:tabs>
+        <w:ind w:left="4320" w:hanging="360"/>
+      </w:pPr>
+      <w:rPr>
+        <w:rFonts w:ascii="Wingdings" w:hAnsi="Wingdings" w:hint="default"/>
+        <w:sz w:val="20"/>
+      </w:rPr>
+    </w:lvl>
+    <w:lvl w:ilvl="6" w:tentative="1">
+      <w:start w:val="1"/>
+      <w:numFmt w:val="bullet"/>
+      <w:lvlText w:val=""/>
+      <w:lvlJc w:val="left"/>
+      <w:pPr>
+        <w:tabs>
+          <w:tab w:val="num" w:pos="5040"/>
+        </w:tabs>
+        <w:ind w:left="5040" w:hanging="360"/>
+      </w:pPr>
+      <w:rPr>
+        <w:rFonts w:ascii="Wingdings" w:hAnsi="Wingdings" w:hint="default"/>
+        <w:sz w:val="20"/>
+      </w:rPr>
+    </w:lvl>
+    <w:lvl w:ilvl="7" w:tentative="1">
+      <w:start w:val="1"/>
+      <w:numFmt w:val="bullet"/>
+      <w:lvlText w:val=""/>
+      <w:lvlJc w:val="left"/>
+      <w:pPr>
+        <w:tabs>
+          <w:tab w:val="num" w:pos="5760"/>
+        </w:tabs>
+        <w:ind w:left="5760" w:hanging="360"/>
+      </w:pPr>
+      <w:rPr>
+        <w:rFonts w:ascii="Wingdings" w:hAnsi="Wingdings" w:hint="default"/>
+        <w:sz w:val="20"/>
+      </w:rPr>
+    </w:lvl>
+    <w:lvl w:ilvl="8" w:tentative="1">
+      <w:start w:val="1"/>
+      <w:numFmt w:val="bullet"/>
+      <w:lvlText w:val=""/>
+      <w:lvlJc w:val="left"/>
+      <w:pPr>
+        <w:tabs>
+          <w:tab w:val="num" w:pos="6480"/>
+        </w:tabs>
+        <w:ind w:left="6480" w:hanging="360"/>
+      </w:pPr>
+      <w:rPr>
+        <w:rFonts w:ascii="Wingdings" w:hAnsi="Wingdings" w:hint="default"/>
+        <w:sz w:val="20"/>
+      </w:rPr>
+    </w:lvl>
+  </w:abstractNum>
+  <w:abstractNum w:abstractNumId="7" w15:restartNumberingAfterBreak="0">
     <w:nsid w:val="679E7661"/>
     <w:multiLevelType w:val="multilevel"/>
     <w:tmpl w:val="7B9A312C"/>
@@ -1114,7 +3075,7 @@
       </w:rPr>
     </w:lvl>
   </w:abstractNum>
-  <w:abstractNum w:abstractNumId="3" w15:restartNumberingAfterBreak="0">
+  <w:abstractNum w:abstractNumId="8" w15:restartNumberingAfterBreak="0">
     <w:nsid w:val="792B4A68"/>
     <w:multiLevelType w:val="multilevel"/>
     <w:tmpl w:val="6930E790"/>
@@ -1264,16 +3225,31 @@
     </w:lvl>
   </w:abstractNum>
   <w:num w:numId="1" w16cid:durableId="2139446732">
-    <w:abstractNumId w:val="1"/>
+    <w:abstractNumId w:val="4"/>
   </w:num>
   <w:num w:numId="2" w16cid:durableId="1030423420">
     <w:abstractNumId w:val="0"/>
   </w:num>
   <w:num w:numId="3" w16cid:durableId="524752933">
-    <w:abstractNumId w:val="3"/>
+    <w:abstractNumId w:val="8"/>
   </w:num>
   <w:num w:numId="4" w16cid:durableId="1582325018">
+    <w:abstractNumId w:val="7"/>
+  </w:num>
+  <w:num w:numId="5" w16cid:durableId="912154804">
+    <w:abstractNumId w:val="5"/>
+  </w:num>
+  <w:num w:numId="6" w16cid:durableId="50201034">
     <w:abstractNumId w:val="2"/>
+  </w:num>
+  <w:num w:numId="7" w16cid:durableId="1389039303">
+    <w:abstractNumId w:val="6"/>
+  </w:num>
+  <w:num w:numId="8" w16cid:durableId="1084914273">
+    <w:abstractNumId w:val="1"/>
+  </w:num>
+  <w:num w:numId="9" w16cid:durableId="498811313">
+    <w:abstractNumId w:val="3"/>
   </w:num>
 </w:numbering>
 </file>
